--- a/Gestor_de_Inventarios/tarifarios/Tarifario_Chalecos_2026.docx
+++ b/Gestor_de_Inventarios/tarifarios/Tarifario_Chalecos_2026.docx
@@ -68,7 +68,7 @@
                 <w:color w:val="9DC3E6"/>
                 <w:sz w:val="18"/>
               </w:rPr>
-              <w:t>Actualizado: Abril 2026</w:t>
+              <w:t>Actualizado: Julio 2026 · precios del sistema</w:t>
             </w:r>
           </w:p>
         </w:tc>
@@ -77,6 +77,56 @@
     <w:p>
       <w:pPr>
         <w:spacing w:before="0" w:after="120"/>
+      </w:pPr>
+    </w:p>
+    <w:tbl>
+      <w:tblPr>
+        <w:tblW w:type="auto" w:w="0"/>
+        <w:tblLook w:firstColumn="1" w:firstRow="1" w:lastColumn="0" w:lastRow="0" w:noHBand="0" w:noVBand="1" w:val="04A0"/>
+        <w:tblBorders>
+          <w:top w:val="none"/>
+          <w:left w:val="none"/>
+          <w:bottom w:val="none"/>
+          <w:right w:val="none"/>
+          <w:insideH w:val="none"/>
+          <w:insideV w:val="none"/>
+        </w:tblBorders>
+      </w:tblPr>
+      <w:tblGrid>
+        <w:gridCol w:w="15364"/>
+      </w:tblGrid>
+      <w:tr>
+        <w:tc>
+          <w:tcPr>
+            <w:tcW w:type="dxa" w:w="15364"/>
+            <w:shd w:val="clear" w:color="auto" w:fill="2E6FBF"/>
+            <w:tcMar>
+              <w:top w:w="80" w:type="dxa"/>
+              <w:bottom w:w="80" w:type="dxa"/>
+              <w:left w:w="180" w:type="dxa"/>
+              <w:right w:w="180" w:type="dxa"/>
+            </w:tcMar>
+          </w:tcPr>
+          <w:p>
+            <w:pPr>
+              <w:spacing w:before="0" w:after="0"/>
+              <w:jc w:val="left"/>
+            </w:pPr>
+            <w:r>
+              <w:rPr>
+                <w:b/>
+                <w:color w:val="FFFFFF"/>
+                <w:sz w:val="22"/>
+              </w:rPr>
+              <w:t>Precios generales</w:t>
+            </w:r>
+          </w:p>
+        </w:tc>
+      </w:tr>
+    </w:tbl>
+    <w:p>
+      <w:pPr>
+        <w:spacing w:before="0" w:after="40"/>
       </w:pPr>
     </w:p>
     <w:tbl>
@@ -94,15 +144,14 @@
         </w:tblBorders>
       </w:tblPr>
       <w:tblGrid>
-        <w:gridCol w:w="3841"/>
-        <w:gridCol w:w="3841"/>
-        <w:gridCol w:w="3841"/>
-        <w:gridCol w:w="3841"/>
+        <w:gridCol w:w="5121"/>
+        <w:gridCol w:w="5121"/>
+        <w:gridCol w:w="5121"/>
       </w:tblGrid>
       <w:tr>
         <w:tc>
           <w:tcPr>
-            <w:tcW w:type="dxa" w:w="3841"/>
+            <w:tcW w:type="dxa" w:w="5121"/>
             <w:tcMar>
               <w:top w:w="0" w:type="dxa"/>
               <w:bottom w:w="0" w:type="dxa"/>
@@ -125,12 +174,12 @@
               </w:tblBorders>
             </w:tblPr>
             <w:tblGrid>
-              <w:gridCol w:w="3841"/>
+              <w:gridCol w:w="5121"/>
             </w:tblGrid>
             <w:tr>
               <w:tc>
                 <w:tcPr>
-                  <w:tcW w:type="dxa" w:w="3841"/>
+                  <w:tcW w:type="dxa" w:w="5121"/>
                   <w:shd w:val="clear" w:color="auto" w:fill="2E6FBF"/>
                   <w:tcMar>
                     <w:top w:w="70" w:type="dxa"/>
@@ -150,7 +199,7 @@
                       <w:color w:val="FFFFFF"/>
                       <w:sz w:val="20"/>
                     </w:rPr>
-                    <w:t>Básico</w:t>
+                    <w:t>Básico · sin escuela</w:t>
                   </w:r>
                 </w:p>
               </w:tc>
@@ -164,13 +213,13 @@
               <w:tblLook w:firstColumn="1" w:firstRow="1" w:lastColumn="0" w:lastRow="0" w:noHBand="0" w:noVBand="1" w:val="04A0"/>
             </w:tblPr>
             <w:tblGrid>
-              <w:gridCol w:w="1920"/>
-              <w:gridCol w:w="1920"/>
+              <w:gridCol w:w="2560"/>
+              <w:gridCol w:w="2560"/>
             </w:tblGrid>
             <w:tr>
               <w:tc>
                 <w:tcPr>
-                  <w:tcW w:type="dxa" w:w="1920"/>
+                  <w:tcW w:type="dxa" w:w="2560"/>
                   <w:shd w:val="clear" w:color="auto" w:fill="D6E8F7"/>
                   <w:tcMar>
                     <w:top w:w="50" w:type="dxa"/>
@@ -196,7 +245,7 @@
               </w:tc>
               <w:tc>
                 <w:tcPr>
-                  <w:tcW w:type="dxa" w:w="1920"/>
+                  <w:tcW w:type="dxa" w:w="2560"/>
                   <w:shd w:val="clear" w:color="auto" w:fill="D6E8F7"/>
                   <w:tcMar>
                     <w:top w:w="50" w:type="dxa"/>
@@ -224,7 +273,7 @@
             <w:tr>
               <w:tc>
                 <w:tcPr>
-                  <w:tcW w:type="dxa" w:w="1920"/>
+                  <w:tcW w:type="dxa" w:w="2560"/>
                   <w:shd w:val="clear" w:color="auto" w:fill="FFFFFF"/>
                   <w:tcMar>
                     <w:top w:w="48" w:type="dxa"/>
@@ -250,7 +299,7 @@
               </w:tc>
               <w:tc>
                 <w:tcPr>
-                  <w:tcW w:type="dxa" w:w="1920"/>
+                  <w:tcW w:type="dxa" w:w="2560"/>
                   <w:shd w:val="clear" w:color="auto" w:fill="FFFFFF"/>
                   <w:tcMar>
                     <w:top w:w="48" w:type="dxa"/>
@@ -278,7 +327,7 @@
             <w:tr>
               <w:tc>
                 <w:tcPr>
-                  <w:tcW w:type="dxa" w:w="1920"/>
+                  <w:tcW w:type="dxa" w:w="2560"/>
                   <w:shd w:val="clear" w:color="auto" w:fill="EDF4FC"/>
                   <w:tcMar>
                     <w:top w:w="48" w:type="dxa"/>
@@ -304,7 +353,7 @@
               </w:tc>
               <w:tc>
                 <w:tcPr>
-                  <w:tcW w:type="dxa" w:w="1920"/>
+                  <w:tcW w:type="dxa" w:w="2560"/>
                   <w:shd w:val="clear" w:color="auto" w:fill="EDF4FC"/>
                   <w:tcMar>
                     <w:top w:w="48" w:type="dxa"/>
@@ -332,7 +381,7 @@
             <w:tr>
               <w:tc>
                 <w:tcPr>
-                  <w:tcW w:type="dxa" w:w="1920"/>
+                  <w:tcW w:type="dxa" w:w="2560"/>
                   <w:shd w:val="clear" w:color="auto" w:fill="FFFFFF"/>
                   <w:tcMar>
                     <w:top w:w="48" w:type="dxa"/>
@@ -358,7 +407,7 @@
               </w:tc>
               <w:tc>
                 <w:tcPr>
-                  <w:tcW w:type="dxa" w:w="1920"/>
+                  <w:tcW w:type="dxa" w:w="2560"/>
                   <w:shd w:val="clear" w:color="auto" w:fill="FFFFFF"/>
                   <w:tcMar>
                     <w:top w:w="48" w:type="dxa"/>
@@ -386,7 +435,7 @@
             <w:tr>
               <w:tc>
                 <w:tcPr>
-                  <w:tcW w:type="dxa" w:w="1920"/>
+                  <w:tcW w:type="dxa" w:w="2560"/>
                   <w:shd w:val="clear" w:color="auto" w:fill="EDF4FC"/>
                   <w:tcMar>
                     <w:top w:w="48" w:type="dxa"/>
@@ -406,13 +455,13 @@
                       <w:color w:val="1A1A2E"/>
                       <w:sz w:val="18"/>
                     </w:rPr>
-                    <w:t>36–46</w:t>
+                    <w:t>36, 38, 40</w:t>
                   </w:r>
                 </w:p>
               </w:tc>
               <w:tc>
                 <w:tcPr>
-                  <w:tcW w:type="dxa" w:w="1920"/>
+                  <w:tcW w:type="dxa" w:w="2560"/>
                   <w:shd w:val="clear" w:color="auto" w:fill="EDF4FC"/>
                   <w:tcMar>
                     <w:top w:w="48" w:type="dxa"/>
@@ -437,6 +486,60 @@
                 </w:p>
               </w:tc>
             </w:tr>
+            <w:tr>
+              <w:tc>
+                <w:tcPr>
+                  <w:tcW w:type="dxa" w:w="2560"/>
+                  <w:shd w:val="clear" w:color="auto" w:fill="FFFFFF"/>
+                  <w:tcMar>
+                    <w:top w:w="48" w:type="dxa"/>
+                    <w:bottom w:w="48" w:type="dxa"/>
+                    <w:left w:w="100" w:type="dxa"/>
+                    <w:right w:w="100" w:type="dxa"/>
+                  </w:tcMar>
+                </w:tcPr>
+                <w:p>
+                  <w:pPr>
+                    <w:spacing w:before="0" w:after="0"/>
+                    <w:jc w:val="left"/>
+                  </w:pPr>
+                  <w:r>
+                    <w:rPr>
+                      <w:b w:val="0"/>
+                      <w:color w:val="1A1A2E"/>
+                      <w:sz w:val="18"/>
+                    </w:rPr>
+                    <w:t>42, 44, 46</w:t>
+                  </w:r>
+                </w:p>
+              </w:tc>
+              <w:tc>
+                <w:tcPr>
+                  <w:tcW w:type="dxa" w:w="2560"/>
+                  <w:shd w:val="clear" w:color="auto" w:fill="FFFFFF"/>
+                  <w:tcMar>
+                    <w:top w:w="48" w:type="dxa"/>
+                    <w:bottom w:w="48" w:type="dxa"/>
+                    <w:left w:w="100" w:type="dxa"/>
+                    <w:right w:w="100" w:type="dxa"/>
+                  </w:tcMar>
+                </w:tcPr>
+                <w:p>
+                  <w:pPr>
+                    <w:spacing w:before="0" w:after="0"/>
+                    <w:jc w:val="right"/>
+                  </w:pPr>
+                  <w:r>
+                    <w:rPr>
+                      <w:b/>
+                      <w:color w:val="1E3A6E"/>
+                      <w:sz w:val="18"/>
+                    </w:rPr>
+                    <w:t>$289</w:t>
+                  </w:r>
+                </w:p>
+              </w:tc>
+            </w:tr>
           </w:tbl>
           <w:p/>
           <w:p>
@@ -447,7 +550,96 @@
         </w:tc>
         <w:tc>
           <w:tcPr>
-            <w:tcW w:type="dxa" w:w="3841"/>
+            <w:tcW w:type="dxa" w:w="5121"/>
+          </w:tcPr>
+          <w:p/>
+        </w:tc>
+        <w:tc>
+          <w:tcPr>
+            <w:tcW w:type="dxa" w:w="5121"/>
+          </w:tcPr>
+          <w:p/>
+        </w:tc>
+      </w:tr>
+    </w:tbl>
+    <w:p>
+      <w:pPr>
+        <w:spacing w:before="0" w:after="120"/>
+      </w:pPr>
+    </w:p>
+    <w:tbl>
+      <w:tblPr>
+        <w:tblW w:type="auto" w:w="0"/>
+        <w:tblLook w:firstColumn="1" w:firstRow="1" w:lastColumn="0" w:lastRow="0" w:noHBand="0" w:noVBand="1" w:val="04A0"/>
+        <w:tblBorders>
+          <w:top w:val="none"/>
+          <w:left w:val="none"/>
+          <w:bottom w:val="none"/>
+          <w:right w:val="none"/>
+          <w:insideH w:val="none"/>
+          <w:insideV w:val="none"/>
+        </w:tblBorders>
+      </w:tblPr>
+      <w:tblGrid>
+        <w:gridCol w:w="15364"/>
+      </w:tblGrid>
+      <w:tr>
+        <w:tc>
+          <w:tcPr>
+            <w:tcW w:type="dxa" w:w="15364"/>
+            <w:shd w:val="clear" w:color="auto" w:fill="C05A00"/>
+            <w:tcMar>
+              <w:top w:w="80" w:type="dxa"/>
+              <w:bottom w:w="80" w:type="dxa"/>
+              <w:left w:w="180" w:type="dxa"/>
+              <w:right w:w="180" w:type="dxa"/>
+            </w:tcMar>
+          </w:tcPr>
+          <w:p>
+            <w:pPr>
+              <w:spacing w:before="0" w:after="0"/>
+              <w:jc w:val="left"/>
+            </w:pPr>
+            <w:r>
+              <w:rPr>
+                <w:b/>
+                <w:color w:val="FFFFFF"/>
+                <w:sz w:val="22"/>
+              </w:rPr>
+              <w:t>Oficial por nivel</w:t>
+            </w:r>
+          </w:p>
+        </w:tc>
+      </w:tr>
+    </w:tbl>
+    <w:p>
+      <w:pPr>
+        <w:spacing w:before="0" w:after="40"/>
+      </w:pPr>
+    </w:p>
+    <w:tbl>
+      <w:tblPr>
+        <w:tblW w:type="auto" w:w="0"/>
+        <w:tblLook w:firstColumn="1" w:firstRow="1" w:lastColumn="0" w:lastRow="0" w:noHBand="0" w:noVBand="1" w:val="04A0"/>
+        <w:jc w:val="center"/>
+        <w:tblBorders>
+          <w:top w:val="none"/>
+          <w:left w:val="none"/>
+          <w:bottom w:val="none"/>
+          <w:right w:val="none"/>
+          <w:insideH w:val="none"/>
+          <w:insideV w:val="none"/>
+        </w:tblBorders>
+      </w:tblPr>
+      <w:tblGrid>
+        <w:gridCol w:w="5121"/>
+        <w:gridCol w:w="5121"/>
+        <w:gridCol w:w="5121"/>
+      </w:tblGrid>
+      <w:tr>
+        <w:tc>
+          <w:tcPr>
+            <w:tcW w:type="dxa" w:w="5121"/>
             <w:tcMar>
               <w:top w:w="0" w:type="dxa"/>
               <w:bottom w:w="0" w:type="dxa"/>
@@ -470,12 +662,12 @@
               </w:tblBorders>
             </w:tblPr>
             <w:tblGrid>
-              <w:gridCol w:w="3841"/>
+              <w:gridCol w:w="5121"/>
             </w:tblGrid>
             <w:tr>
               <w:tc>
                 <w:tcPr>
-                  <w:tcW w:type="dxa" w:w="3841"/>
+                  <w:tcW w:type="dxa" w:w="5121"/>
                   <w:shd w:val="clear" w:color="auto" w:fill="2E6FBF"/>
                   <w:tcMar>
                     <w:top w:w="70" w:type="dxa"/>
@@ -495,7 +687,7 @@
                       <w:color w:val="FFFFFF"/>
                       <w:sz w:val="20"/>
                     </w:rPr>
-                    <w:t>Oficial Primaria</w:t>
+                    <w:t>Oficial · Primaria</w:t>
                   </w:r>
                 </w:p>
               </w:tc>
@@ -509,13 +701,13 @@
               <w:tblLook w:firstColumn="1" w:firstRow="1" w:lastColumn="0" w:lastRow="0" w:noHBand="0" w:noVBand="1" w:val="04A0"/>
             </w:tblPr>
             <w:tblGrid>
-              <w:gridCol w:w="1920"/>
-              <w:gridCol w:w="1920"/>
+              <w:gridCol w:w="2560"/>
+              <w:gridCol w:w="2560"/>
             </w:tblGrid>
             <w:tr>
               <w:tc>
                 <w:tcPr>
-                  <w:tcW w:type="dxa" w:w="1920"/>
+                  <w:tcW w:type="dxa" w:w="2560"/>
                   <w:shd w:val="clear" w:color="auto" w:fill="D6E8F7"/>
                   <w:tcMar>
                     <w:top w:w="50" w:type="dxa"/>
@@ -541,7 +733,7 @@
               </w:tc>
               <w:tc>
                 <w:tcPr>
-                  <w:tcW w:type="dxa" w:w="1920"/>
+                  <w:tcW w:type="dxa" w:w="2560"/>
                   <w:shd w:val="clear" w:color="auto" w:fill="D6E8F7"/>
                   <w:tcMar>
                     <w:top w:w="50" w:type="dxa"/>
@@ -569,7 +761,7 @@
             <w:tr>
               <w:tc>
                 <w:tcPr>
-                  <w:tcW w:type="dxa" w:w="1920"/>
+                  <w:tcW w:type="dxa" w:w="2560"/>
                   <w:shd w:val="clear" w:color="auto" w:fill="FFFFFF"/>
                   <w:tcMar>
                     <w:top w:w="48" w:type="dxa"/>
@@ -595,7 +787,7 @@
               </w:tc>
               <w:tc>
                 <w:tcPr>
-                  <w:tcW w:type="dxa" w:w="1920"/>
+                  <w:tcW w:type="dxa" w:w="2560"/>
                   <w:shd w:val="clear" w:color="auto" w:fill="FFFFFF"/>
                   <w:tcMar>
                     <w:top w:w="48" w:type="dxa"/>
@@ -615,7 +807,7 @@
                       <w:color w:val="1E3A6E"/>
                       <w:sz w:val="18"/>
                     </w:rPr>
-                    <w:t>$240</w:t>
+                    <w:t>$249</w:t>
                   </w:r>
                 </w:p>
               </w:tc>
@@ -623,7 +815,7 @@
             <w:tr>
               <w:tc>
                 <w:tcPr>
-                  <w:tcW w:type="dxa" w:w="1920"/>
+                  <w:tcW w:type="dxa" w:w="2560"/>
                   <w:shd w:val="clear" w:color="auto" w:fill="EDF4FC"/>
                   <w:tcMar>
                     <w:top w:w="48" w:type="dxa"/>
@@ -643,13 +835,13 @@
                       <w:color w:val="1A1A2E"/>
                       <w:sz w:val="18"/>
                     </w:rPr>
-                    <w:t>10, 12</w:t>
+                    <w:t>10, 12, 14, 16</w:t>
                   </w:r>
                 </w:p>
               </w:tc>
               <w:tc>
                 <w:tcPr>
-                  <w:tcW w:type="dxa" w:w="1920"/>
+                  <w:tcW w:type="dxa" w:w="2560"/>
                   <w:shd w:val="clear" w:color="auto" w:fill="EDF4FC"/>
                   <w:tcMar>
                     <w:top w:w="48" w:type="dxa"/>
@@ -669,7 +861,7 @@
                       <w:color w:val="1E3A6E"/>
                       <w:sz w:val="18"/>
                     </w:rPr>
-                    <w:t>$245</w:t>
+                    <w:t>$269</w:t>
                   </w:r>
                 </w:p>
               </w:tc>
@@ -677,7 +869,7 @@
             <w:tr>
               <w:tc>
                 <w:tcPr>
-                  <w:tcW w:type="dxa" w:w="1920"/>
+                  <w:tcW w:type="dxa" w:w="2560"/>
                   <w:shd w:val="clear" w:color="auto" w:fill="FFFFFF"/>
                   <w:tcMar>
                     <w:top w:w="48" w:type="dxa"/>
@@ -697,13 +889,13 @@
                       <w:color w:val="1A1A2E"/>
                       <w:sz w:val="18"/>
                     </w:rPr>
-                    <w:t>14, 16</w:t>
+                    <w:t>32, 34</w:t>
                   </w:r>
                 </w:p>
               </w:tc>
               <w:tc>
                 <w:tcPr>
-                  <w:tcW w:type="dxa" w:w="1920"/>
+                  <w:tcW w:type="dxa" w:w="2560"/>
                   <w:shd w:val="clear" w:color="auto" w:fill="FFFFFF"/>
                   <w:tcMar>
                     <w:top w:w="48" w:type="dxa"/>
@@ -723,7 +915,7 @@
                       <w:color w:val="1E3A6E"/>
                       <w:sz w:val="18"/>
                     </w:rPr>
-                    <w:t>$250</w:t>
+                    <w:t>$289</w:t>
                   </w:r>
                 </w:p>
               </w:tc>
@@ -731,7 +923,7 @@
             <w:tr>
               <w:tc>
                 <w:tcPr>
-                  <w:tcW w:type="dxa" w:w="1920"/>
+                  <w:tcW w:type="dxa" w:w="2560"/>
                   <w:shd w:val="clear" w:color="auto" w:fill="EDF4FC"/>
                   <w:tcMar>
                     <w:top w:w="48" w:type="dxa"/>
@@ -751,13 +943,13 @@
                       <w:color w:val="1A1A2E"/>
                       <w:sz w:val="18"/>
                     </w:rPr>
-                    <w:t>32–42, CH–EXG</w:t>
+                    <w:t>36, 38, 40, CH, MD</w:t>
                   </w:r>
                 </w:p>
               </w:tc>
               <w:tc>
                 <w:tcPr>
-                  <w:tcW w:type="dxa" w:w="1920"/>
+                  <w:tcW w:type="dxa" w:w="2560"/>
                   <w:shd w:val="clear" w:color="auto" w:fill="EDF4FC"/>
                   <w:tcMar>
                     <w:top w:w="48" w:type="dxa"/>
@@ -777,7 +969,61 @@
                       <w:color w:val="1E3A6E"/>
                       <w:sz w:val="18"/>
                     </w:rPr>
-                    <w:t>$270</w:t>
+                    <w:t>$299</w:t>
+                  </w:r>
+                </w:p>
+              </w:tc>
+            </w:tr>
+            <w:tr>
+              <w:tc>
+                <w:tcPr>
+                  <w:tcW w:type="dxa" w:w="2560"/>
+                  <w:shd w:val="clear" w:color="auto" w:fill="FFFFFF"/>
+                  <w:tcMar>
+                    <w:top w:w="48" w:type="dxa"/>
+                    <w:bottom w:w="48" w:type="dxa"/>
+                    <w:left w:w="100" w:type="dxa"/>
+                    <w:right w:w="100" w:type="dxa"/>
+                  </w:tcMar>
+                </w:tcPr>
+                <w:p>
+                  <w:pPr>
+                    <w:spacing w:before="0" w:after="0"/>
+                    <w:jc w:val="left"/>
+                  </w:pPr>
+                  <w:r>
+                    <w:rPr>
+                      <w:b w:val="0"/>
+                      <w:color w:val="1A1A2E"/>
+                      <w:sz w:val="18"/>
+                    </w:rPr>
+                    <w:t>42, GD, EXG</w:t>
+                  </w:r>
+                </w:p>
+              </w:tc>
+              <w:tc>
+                <w:tcPr>
+                  <w:tcW w:type="dxa" w:w="2560"/>
+                  <w:shd w:val="clear" w:color="auto" w:fill="FFFFFF"/>
+                  <w:tcMar>
+                    <w:top w:w="48" w:type="dxa"/>
+                    <w:bottom w:w="48" w:type="dxa"/>
+                    <w:left w:w="100" w:type="dxa"/>
+                    <w:right w:w="100" w:type="dxa"/>
+                  </w:tcMar>
+                </w:tcPr>
+                <w:p>
+                  <w:pPr>
+                    <w:spacing w:before="0" w:after="0"/>
+                    <w:jc w:val="right"/>
+                  </w:pPr>
+                  <w:r>
+                    <w:rPr>
+                      <w:b/>
+                      <w:color w:val="1E3A6E"/>
+                      <w:sz w:val="18"/>
+                    </w:rPr>
+                    <w:t>$309</w:t>
                   </w:r>
                 </w:p>
               </w:tc>
@@ -792,7 +1038,7 @@
         </w:tc>
         <w:tc>
           <w:tcPr>
-            <w:tcW w:type="dxa" w:w="3841"/>
+            <w:tcW w:type="dxa" w:w="5121"/>
             <w:tcMar>
               <w:top w:w="0" w:type="dxa"/>
               <w:bottom w:w="0" w:type="dxa"/>
@@ -815,12 +1061,12 @@
               </w:tblBorders>
             </w:tblPr>
             <w:tblGrid>
-              <w:gridCol w:w="3841"/>
+              <w:gridCol w:w="5121"/>
             </w:tblGrid>
             <w:tr>
               <w:tc>
                 <w:tcPr>
-                  <w:tcW w:type="dxa" w:w="3841"/>
+                  <w:tcW w:type="dxa" w:w="5121"/>
                   <w:shd w:val="clear" w:color="auto" w:fill="2E6FBF"/>
                   <w:tcMar>
                     <w:top w:w="70" w:type="dxa"/>
@@ -840,7 +1086,7 @@
                       <w:color w:val="FFFFFF"/>
                       <w:sz w:val="20"/>
                     </w:rPr>
-                    <w:t>Oficial Secundaria</w:t>
+                    <w:t>Oficial · Secundaria</w:t>
                   </w:r>
                 </w:p>
               </w:tc>
@@ -854,13 +1100,13 @@
               <w:tblLook w:firstColumn="1" w:firstRow="1" w:lastColumn="0" w:lastRow="0" w:noHBand="0" w:noVBand="1" w:val="04A0"/>
             </w:tblPr>
             <w:tblGrid>
-              <w:gridCol w:w="1920"/>
-              <w:gridCol w:w="1920"/>
+              <w:gridCol w:w="2560"/>
+              <w:gridCol w:w="2560"/>
             </w:tblGrid>
             <w:tr>
               <w:tc>
                 <w:tcPr>
-                  <w:tcW w:type="dxa" w:w="1920"/>
+                  <w:tcW w:type="dxa" w:w="2560"/>
                   <w:shd w:val="clear" w:color="auto" w:fill="D6E8F7"/>
                   <w:tcMar>
                     <w:top w:w="50" w:type="dxa"/>
@@ -886,7 +1132,7 @@
               </w:tc>
               <w:tc>
                 <w:tcPr>
-                  <w:tcW w:type="dxa" w:w="1920"/>
+                  <w:tcW w:type="dxa" w:w="2560"/>
                   <w:shd w:val="clear" w:color="auto" w:fill="D6E8F7"/>
                   <w:tcMar>
                     <w:top w:w="50" w:type="dxa"/>
@@ -914,7 +1160,7 @@
             <w:tr>
               <w:tc>
                 <w:tcPr>
-                  <w:tcW w:type="dxa" w:w="1920"/>
+                  <w:tcW w:type="dxa" w:w="2560"/>
                   <w:shd w:val="clear" w:color="auto" w:fill="FFFFFF"/>
                   <w:tcMar>
                     <w:top w:w="48" w:type="dxa"/>
@@ -940,7 +1186,7 @@
               </w:tc>
               <w:tc>
                 <w:tcPr>
-                  <w:tcW w:type="dxa" w:w="1920"/>
+                  <w:tcW w:type="dxa" w:w="2560"/>
                   <w:shd w:val="clear" w:color="auto" w:fill="FFFFFF"/>
                   <w:tcMar>
                     <w:top w:w="48" w:type="dxa"/>
@@ -960,7 +1206,7 @@
                       <w:color w:val="1E3A6E"/>
                       <w:sz w:val="18"/>
                     </w:rPr>
-                    <w:t>$245</w:t>
+                    <w:t>$269</w:t>
                   </w:r>
                 </w:p>
               </w:tc>
@@ -968,7 +1214,7 @@
             <w:tr>
               <w:tc>
                 <w:tcPr>
-                  <w:tcW w:type="dxa" w:w="1920"/>
+                  <w:tcW w:type="dxa" w:w="2560"/>
                   <w:shd w:val="clear" w:color="auto" w:fill="EDF4FC"/>
                   <w:tcMar>
                     <w:top w:w="48" w:type="dxa"/>
@@ -994,7 +1240,7 @@
               </w:tc>
               <w:tc>
                 <w:tcPr>
-                  <w:tcW w:type="dxa" w:w="1920"/>
+                  <w:tcW w:type="dxa" w:w="2560"/>
                   <w:shd w:val="clear" w:color="auto" w:fill="EDF4FC"/>
                   <w:tcMar>
                     <w:top w:w="48" w:type="dxa"/>
@@ -1014,7 +1260,7 @@
                       <w:color w:val="1E3A6E"/>
                       <w:sz w:val="18"/>
                     </w:rPr>
-                    <w:t>$265</w:t>
+                    <w:t>$289</w:t>
                   </w:r>
                 </w:p>
               </w:tc>
@@ -1022,7 +1268,7 @@
             <w:tr>
               <w:tc>
                 <w:tcPr>
-                  <w:tcW w:type="dxa" w:w="1920"/>
+                  <w:tcW w:type="dxa" w:w="2560"/>
                   <w:shd w:val="clear" w:color="auto" w:fill="FFFFFF"/>
                   <w:tcMar>
                     <w:top w:w="48" w:type="dxa"/>
@@ -1042,13 +1288,13 @@
                       <w:color w:val="1A1A2E"/>
                       <w:sz w:val="18"/>
                     </w:rPr>
-                    <w:t>36–44</w:t>
+                    <w:t>36, 38, 40</w:t>
                   </w:r>
                 </w:p>
               </w:tc>
               <w:tc>
                 <w:tcPr>
-                  <w:tcW w:type="dxa" w:w="1920"/>
+                  <w:tcW w:type="dxa" w:w="2560"/>
                   <w:shd w:val="clear" w:color="auto" w:fill="FFFFFF"/>
                   <w:tcMar>
                     <w:top w:w="48" w:type="dxa"/>
@@ -1068,7 +1314,61 @@
                       <w:color w:val="1E3A6E"/>
                       <w:sz w:val="18"/>
                     </w:rPr>
-                    <w:t>$275</w:t>
+                    <w:t>$299</w:t>
+                  </w:r>
+                </w:p>
+              </w:tc>
+            </w:tr>
+            <w:tr>
+              <w:tc>
+                <w:tcPr>
+                  <w:tcW w:type="dxa" w:w="2560"/>
+                  <w:shd w:val="clear" w:color="auto" w:fill="EDF4FC"/>
+                  <w:tcMar>
+                    <w:top w:w="48" w:type="dxa"/>
+                    <w:bottom w:w="48" w:type="dxa"/>
+                    <w:left w:w="100" w:type="dxa"/>
+                    <w:right w:w="100" w:type="dxa"/>
+                  </w:tcMar>
+                </w:tcPr>
+                <w:p>
+                  <w:pPr>
+                    <w:spacing w:before="0" w:after="0"/>
+                    <w:jc w:val="left"/>
+                  </w:pPr>
+                  <w:r>
+                    <w:rPr>
+                      <w:b w:val="0"/>
+                      <w:color w:val="1A1A2E"/>
+                      <w:sz w:val="18"/>
+                    </w:rPr>
+                    <w:t>42, 44</w:t>
+                  </w:r>
+                </w:p>
+              </w:tc>
+              <w:tc>
+                <w:tcPr>
+                  <w:tcW w:type="dxa" w:w="2560"/>
+                  <w:shd w:val="clear" w:color="auto" w:fill="EDF4FC"/>
+                  <w:tcMar>
+                    <w:top w:w="48" w:type="dxa"/>
+                    <w:bottom w:w="48" w:type="dxa"/>
+                    <w:left w:w="100" w:type="dxa"/>
+                    <w:right w:w="100" w:type="dxa"/>
+                  </w:tcMar>
+                </w:tcPr>
+                <w:p>
+                  <w:pPr>
+                    <w:spacing w:before="0" w:after="0"/>
+                    <w:jc w:val="right"/>
+                  </w:pPr>
+                  <w:r>
+                    <w:rPr>
+                      <w:b/>
+                      <w:color w:val="1E3A6E"/>
+                      <w:sz w:val="18"/>
+                    </w:rPr>
+                    <w:t>$309</w:t>
                   </w:r>
                 </w:p>
               </w:tc>
@@ -1083,7 +1383,7 @@
         </w:tc>
         <w:tc>
           <w:tcPr>
-            <w:tcW w:type="dxa" w:w="3841"/>
+            <w:tcW w:type="dxa" w:w="5121"/>
             <w:tcMar>
               <w:top w:w="0" w:type="dxa"/>
               <w:bottom w:w="0" w:type="dxa"/>
@@ -1106,12 +1406,12 @@
               </w:tblBorders>
             </w:tblPr>
             <w:tblGrid>
-              <w:gridCol w:w="3841"/>
+              <w:gridCol w:w="5121"/>
             </w:tblGrid>
             <w:tr>
               <w:tc>
                 <w:tcPr>
-                  <w:tcW w:type="dxa" w:w="3841"/>
+                  <w:tcW w:type="dxa" w:w="5121"/>
                   <w:shd w:val="clear" w:color="auto" w:fill="2E6FBF"/>
                   <w:tcMar>
                     <w:top w:w="70" w:type="dxa"/>
@@ -1131,7 +1431,7 @@
                       <w:color w:val="FFFFFF"/>
                       <w:sz w:val="20"/>
                     </w:rPr>
-                    <w:t>Oficial Bachillerato</w:t>
+                    <w:t>Oficial · Bachillerato</w:t>
                   </w:r>
                 </w:p>
               </w:tc>
@@ -1145,13 +1445,13 @@
               <w:tblLook w:firstColumn="1" w:firstRow="1" w:lastColumn="0" w:lastRow="0" w:noHBand="0" w:noVBand="1" w:val="04A0"/>
             </w:tblPr>
             <w:tblGrid>
-              <w:gridCol w:w="1920"/>
-              <w:gridCol w:w="1920"/>
+              <w:gridCol w:w="2560"/>
+              <w:gridCol w:w="2560"/>
             </w:tblGrid>
             <w:tr>
               <w:tc>
                 <w:tcPr>
-                  <w:tcW w:type="dxa" w:w="1920"/>
+                  <w:tcW w:type="dxa" w:w="2560"/>
                   <w:shd w:val="clear" w:color="auto" w:fill="D6E8F7"/>
                   <w:tcMar>
                     <w:top w:w="50" w:type="dxa"/>
@@ -1177,7 +1477,7 @@
               </w:tc>
               <w:tc>
                 <w:tcPr>
-                  <w:tcW w:type="dxa" w:w="1920"/>
+                  <w:tcW w:type="dxa" w:w="2560"/>
                   <w:shd w:val="clear" w:color="auto" w:fill="D6E8F7"/>
                   <w:tcMar>
                     <w:top w:w="50" w:type="dxa"/>
@@ -1205,7 +1505,7 @@
             <w:tr>
               <w:tc>
                 <w:tcPr>
-                  <w:tcW w:type="dxa" w:w="1920"/>
+                  <w:tcW w:type="dxa" w:w="2560"/>
                   <w:shd w:val="clear" w:color="auto" w:fill="FFFFFF"/>
                   <w:tcMar>
                     <w:top w:w="48" w:type="dxa"/>
@@ -1231,7 +1531,7 @@
               </w:tc>
               <w:tc>
                 <w:tcPr>
-                  <w:tcW w:type="dxa" w:w="1920"/>
+                  <w:tcW w:type="dxa" w:w="2560"/>
                   <w:shd w:val="clear" w:color="auto" w:fill="FFFFFF"/>
                   <w:tcMar>
                     <w:top w:w="48" w:type="dxa"/>
@@ -1251,7 +1551,7 @@
                       <w:color w:val="1E3A6E"/>
                       <w:sz w:val="18"/>
                     </w:rPr>
-                    <w:t>$265</w:t>
+                    <w:t>$269</w:t>
                   </w:r>
                 </w:p>
               </w:tc>
@@ -1259,7 +1559,7 @@
             <w:tr>
               <w:tc>
                 <w:tcPr>
-                  <w:tcW w:type="dxa" w:w="1920"/>
+                  <w:tcW w:type="dxa" w:w="2560"/>
                   <w:shd w:val="clear" w:color="auto" w:fill="EDF4FC"/>
                   <w:tcMar>
                     <w:top w:w="48" w:type="dxa"/>
@@ -1285,7 +1585,7 @@
               </w:tc>
               <w:tc>
                 <w:tcPr>
-                  <w:tcW w:type="dxa" w:w="1920"/>
+                  <w:tcW w:type="dxa" w:w="2560"/>
                   <w:shd w:val="clear" w:color="auto" w:fill="EDF4FC"/>
                   <w:tcMar>
                     <w:top w:w="48" w:type="dxa"/>
@@ -1305,7 +1605,7 @@
                       <w:color w:val="1E3A6E"/>
                       <w:sz w:val="18"/>
                     </w:rPr>
-                    <w:t>$275</w:t>
+                    <w:t>$289</w:t>
                   </w:r>
                 </w:p>
               </w:tc>
@@ -1313,7 +1613,7 @@
             <w:tr>
               <w:tc>
                 <w:tcPr>
-                  <w:tcW w:type="dxa" w:w="1920"/>
+                  <w:tcW w:type="dxa" w:w="2560"/>
                   <w:shd w:val="clear" w:color="auto" w:fill="FFFFFF"/>
                   <w:tcMar>
                     <w:top w:w="48" w:type="dxa"/>
@@ -1333,13 +1633,13 @@
                       <w:color w:val="1A1A2E"/>
                       <w:sz w:val="18"/>
                     </w:rPr>
-                    <w:t>36–42</w:t>
+                    <w:t>36, 38, 40</w:t>
                   </w:r>
                 </w:p>
               </w:tc>
               <w:tc>
                 <w:tcPr>
-                  <w:tcW w:type="dxa" w:w="1920"/>
+                  <w:tcW w:type="dxa" w:w="2560"/>
                   <w:shd w:val="clear" w:color="auto" w:fill="FFFFFF"/>
                   <w:tcMar>
                     <w:top w:w="48" w:type="dxa"/>
@@ -1359,7 +1659,7 @@
                       <w:color w:val="1E3A6E"/>
                       <w:sz w:val="18"/>
                     </w:rPr>
-                    <w:t>$285</w:t>
+                    <w:t>$299</w:t>
                   </w:r>
                 </w:p>
               </w:tc>
@@ -1367,7 +1667,7 @@
             <w:tr>
               <w:tc>
                 <w:tcPr>
-                  <w:tcW w:type="dxa" w:w="1920"/>
+                  <w:tcW w:type="dxa" w:w="2560"/>
                   <w:shd w:val="clear" w:color="auto" w:fill="EDF4FC"/>
                   <w:tcMar>
                     <w:top w:w="48" w:type="dxa"/>
@@ -1387,13 +1687,13 @@
                       <w:color w:val="1A1A2E"/>
                       <w:sz w:val="18"/>
                     </w:rPr>
-                    <w:t>44</w:t>
+                    <w:t>42, 44</w:t>
                   </w:r>
                 </w:p>
               </w:tc>
               <w:tc>
                 <w:tcPr>
-                  <w:tcW w:type="dxa" w:w="1920"/>
+                  <w:tcW w:type="dxa" w:w="2560"/>
                   <w:shd w:val="clear" w:color="auto" w:fill="EDF4FC"/>
                   <w:tcMar>
                     <w:top w:w="48" w:type="dxa"/>
@@ -1413,7 +1713,7 @@
                       <w:color w:val="1E3A6E"/>
                       <w:sz w:val="18"/>
                     </w:rPr>
-                    <w:t>$295</w:t>
+                    <w:t>$309</w:t>
                   </w:r>
                 </w:p>
               </w:tc>
@@ -1432,1477 +1732,6 @@
       <w:pPr>
         <w:spacing w:before="0" w:after="120"/>
       </w:pPr>
-    </w:p>
-    <w:tbl>
-      <w:tblPr>
-        <w:tblW w:type="auto" w:w="0"/>
-        <w:tblLook w:firstColumn="1" w:firstRow="1" w:lastColumn="0" w:lastRow="0" w:noHBand="0" w:noVBand="1" w:val="04A0"/>
-        <w:jc w:val="center"/>
-        <w:tblBorders>
-          <w:top w:val="none"/>
-          <w:left w:val="none"/>
-          <w:bottom w:val="none"/>
-          <w:right w:val="none"/>
-          <w:insideH w:val="none"/>
-          <w:insideV w:val="none"/>
-        </w:tblBorders>
-      </w:tblPr>
-      <w:tblGrid>
-        <w:gridCol w:w="7682"/>
-        <w:gridCol w:w="7682"/>
-      </w:tblGrid>
-      <w:tr>
-        <w:tc>
-          <w:tcPr>
-            <w:tcW w:type="dxa" w:w="7682"/>
-            <w:tcMar>
-              <w:top w:w="0" w:type="dxa"/>
-              <w:bottom w:w="0" w:type="dxa"/>
-              <w:left w:w="60" w:type="dxa"/>
-              <w:right w:w="60" w:type="dxa"/>
-            </w:tcMar>
-          </w:tcPr>
-          <w:p/>
-          <w:tbl>
-            <w:tblPr>
-              <w:tblW w:type="auto" w:w="0"/>
-              <w:tblLook w:firstColumn="1" w:firstRow="1" w:lastColumn="0" w:lastRow="0" w:noHBand="0" w:noVBand="1" w:val="04A0"/>
-              <w:tblBorders>
-                <w:top w:val="none"/>
-                <w:left w:val="none"/>
-                <w:bottom w:val="none"/>
-                <w:right w:val="none"/>
-                <w:insideH w:val="none"/>
-                <w:insideV w:val="none"/>
-              </w:tblBorders>
-            </w:tblPr>
-            <w:tblGrid>
-              <w:gridCol w:w="7682"/>
-            </w:tblGrid>
-            <w:tr>
-              <w:tc>
-                <w:tcPr>
-                  <w:tcW w:type="dxa" w:w="7682"/>
-                  <w:shd w:val="clear" w:color="auto" w:fill="B52020"/>
-                  <w:tcMar>
-                    <w:top w:w="70" w:type="dxa"/>
-                    <w:bottom w:w="70" w:type="dxa"/>
-                    <w:left w:w="140" w:type="dxa"/>
-                    <w:right w:w="140" w:type="dxa"/>
-                  </w:tcMar>
-                </w:tcPr>
-                <w:p>
-                  <w:pPr>
-                    <w:spacing w:before="0" w:after="0"/>
-                    <w:jc w:val="left"/>
-                  </w:pPr>
-                  <w:r>
-                    <w:rPr>
-                      <w:b/>
-                      <w:color w:val="FFFFFF"/>
-                      <w:sz w:val="20"/>
-                    </w:rPr>
-                    <w:t>Excepciones — Primaria (1/2)</w:t>
-                  </w:r>
-                </w:p>
-              </w:tc>
-            </w:tr>
-          </w:tbl>
-          <w:p/>
-          <w:tbl>
-            <w:tblPr>
-              <w:tblStyle w:val="TableGrid"/>
-              <w:tblW w:type="auto" w:w="0"/>
-              <w:tblLook w:firstColumn="1" w:firstRow="1" w:lastColumn="0" w:lastRow="0" w:noHBand="0" w:noVBand="1" w:val="04A0"/>
-            </w:tblPr>
-            <w:tblGrid>
-              <w:gridCol w:w="2561"/>
-              <w:gridCol w:w="2561"/>
-              <w:gridCol w:w="2561"/>
-            </w:tblGrid>
-            <w:tr>
-              <w:tc>
-                <w:tcPr>
-                  <w:tcW w:type="dxa" w:w="2561"/>
-                  <w:shd w:val="clear" w:color="auto" w:fill="FCE8E8"/>
-                  <w:tcMar>
-                    <w:top w:w="50" w:type="dxa"/>
-                    <w:bottom w:w="50" w:type="dxa"/>
-                    <w:left w:w="100" w:type="dxa"/>
-                    <w:right w:w="100" w:type="dxa"/>
-                  </w:tcMar>
-                </w:tcPr>
-                <w:p>
-                  <w:pPr>
-                    <w:spacing w:before="0" w:after="0"/>
-                    <w:jc w:val="left"/>
-                  </w:pPr>
-                  <w:r>
-                    <w:rPr>
-                      <w:b/>
-                      <w:color w:val="B52020"/>
-                      <w:sz w:val="17"/>
-                    </w:rPr>
-                    <w:t>Escuela</w:t>
-                  </w:r>
-                </w:p>
-              </w:tc>
-              <w:tc>
-                <w:tcPr>
-                  <w:tcW w:type="dxa" w:w="2561"/>
-                  <w:shd w:val="clear" w:color="auto" w:fill="FCE8E8"/>
-                  <w:tcMar>
-                    <w:top w:w="50" w:type="dxa"/>
-                    <w:bottom w:w="50" w:type="dxa"/>
-                    <w:left w:w="100" w:type="dxa"/>
-                    <w:right w:w="100" w:type="dxa"/>
-                  </w:tcMar>
-                </w:tcPr>
-                <w:p>
-                  <w:pPr>
-                    <w:spacing w:before="0" w:after="0"/>
-                    <w:jc w:val="right"/>
-                  </w:pPr>
-                  <w:r>
-                    <w:rPr>
-                      <w:b/>
-                      <w:color w:val="B52020"/>
-                      <w:sz w:val="17"/>
-                    </w:rPr>
-                    <w:t>Tallas</w:t>
-                  </w:r>
-                </w:p>
-              </w:tc>
-              <w:tc>
-                <w:tcPr>
-                  <w:tcW w:type="dxa" w:w="2561"/>
-                  <w:shd w:val="clear" w:color="auto" w:fill="FCE8E8"/>
-                  <w:tcMar>
-                    <w:top w:w="50" w:type="dxa"/>
-                    <w:bottom w:w="50" w:type="dxa"/>
-                    <w:left w:w="100" w:type="dxa"/>
-                    <w:right w:w="100" w:type="dxa"/>
-                  </w:tcMar>
-                </w:tcPr>
-                <w:p>
-                  <w:pPr>
-                    <w:spacing w:before="0" w:after="0"/>
-                    <w:jc w:val="right"/>
-                  </w:pPr>
-                  <w:r>
-                    <w:rPr>
-                      <w:b/>
-                      <w:color w:val="B52020"/>
-                      <w:sz w:val="17"/>
-                    </w:rPr>
-                    <w:t>Precio</w:t>
-                  </w:r>
-                </w:p>
-              </w:tc>
-            </w:tr>
-            <w:tr>
-              <w:tc>
-                <w:tcPr>
-                  <w:tcW w:type="dxa" w:w="2561"/>
-                  <w:shd w:val="clear" w:color="auto" w:fill="FFFFFF"/>
-                  <w:tcMar>
-                    <w:top w:w="48" w:type="dxa"/>
-                    <w:bottom w:w="48" w:type="dxa"/>
-                    <w:left w:w="100" w:type="dxa"/>
-                    <w:right w:w="100" w:type="dxa"/>
-                  </w:tcMar>
-                </w:tcPr>
-                <w:p>
-                  <w:pPr>
-                    <w:spacing w:before="0" w:after="0"/>
-                    <w:jc w:val="left"/>
-                  </w:pPr>
-                  <w:r>
-                    <w:rPr>
-                      <w:b w:val="0"/>
-                      <w:color w:val="1A1A2E"/>
-                      <w:sz w:val="18"/>
-                    </w:rPr>
-                    <w:t>Huizache</w:t>
-                  </w:r>
-                </w:p>
-              </w:tc>
-              <w:tc>
-                <w:tcPr>
-                  <w:tcW w:type="dxa" w:w="2561"/>
-                  <w:shd w:val="clear" w:color="auto" w:fill="FFFFFF"/>
-                  <w:tcMar>
-                    <w:top w:w="48" w:type="dxa"/>
-                    <w:bottom w:w="48" w:type="dxa"/>
-                    <w:left w:w="100" w:type="dxa"/>
-                    <w:right w:w="100" w:type="dxa"/>
-                  </w:tcMar>
-                </w:tcPr>
-                <w:p>
-                  <w:pPr>
-                    <w:spacing w:before="0" w:after="0"/>
-                    <w:jc w:val="right"/>
-                  </w:pPr>
-                  <w:r>
-                    <w:rPr>
-                      <w:b/>
-                      <w:color w:val="1E3A6E"/>
-                      <w:sz w:val="18"/>
-                    </w:rPr>
-                    <w:t>6, 8</w:t>
-                  </w:r>
-                </w:p>
-              </w:tc>
-              <w:tc>
-                <w:tcPr>
-                  <w:tcW w:type="dxa" w:w="2561"/>
-                  <w:shd w:val="clear" w:color="auto" w:fill="FFFFFF"/>
-                  <w:tcMar>
-                    <w:top w:w="48" w:type="dxa"/>
-                    <w:bottom w:w="48" w:type="dxa"/>
-                    <w:left w:w="100" w:type="dxa"/>
-                    <w:right w:w="100" w:type="dxa"/>
-                  </w:tcMar>
-                </w:tcPr>
-                <w:p>
-                  <w:pPr>
-                    <w:spacing w:before="0" w:after="0"/>
-                    <w:jc w:val="right"/>
-                  </w:pPr>
-                  <w:r>
-                    <w:rPr>
-                      <w:b/>
-                      <w:color w:val="1E3A6E"/>
-                      <w:sz w:val="18"/>
-                    </w:rPr>
-                    <w:t>$240</w:t>
-                  </w:r>
-                </w:p>
-              </w:tc>
-            </w:tr>
-            <w:tr>
-              <w:tc>
-                <w:tcPr>
-                  <w:tcW w:type="dxa" w:w="2561"/>
-                  <w:shd w:val="clear" w:color="auto" w:fill="FDF0F0"/>
-                  <w:tcMar>
-                    <w:top w:w="48" w:type="dxa"/>
-                    <w:bottom w:w="48" w:type="dxa"/>
-                    <w:left w:w="100" w:type="dxa"/>
-                    <w:right w:w="100" w:type="dxa"/>
-                  </w:tcMar>
-                </w:tcPr>
-                <w:p>
-                  <w:pPr>
-                    <w:spacing w:before="0" w:after="0"/>
-                    <w:jc w:val="left"/>
-                  </w:pPr>
-                  <w:r>
-                    <w:rPr>
-                      <w:b w:val="0"/>
-                      <w:color w:val="1A1A2E"/>
-                      <w:sz w:val="18"/>
-                    </w:rPr>
-                    <w:t>Huizache</w:t>
-                  </w:r>
-                </w:p>
-              </w:tc>
-              <w:tc>
-                <w:tcPr>
-                  <w:tcW w:type="dxa" w:w="2561"/>
-                  <w:shd w:val="clear" w:color="auto" w:fill="FDF0F0"/>
-                  <w:tcMar>
-                    <w:top w:w="48" w:type="dxa"/>
-                    <w:bottom w:w="48" w:type="dxa"/>
-                    <w:left w:w="100" w:type="dxa"/>
-                    <w:right w:w="100" w:type="dxa"/>
-                  </w:tcMar>
-                </w:tcPr>
-                <w:p>
-                  <w:pPr>
-                    <w:spacing w:before="0" w:after="0"/>
-                    <w:jc w:val="right"/>
-                  </w:pPr>
-                  <w:r>
-                    <w:rPr>
-                      <w:b/>
-                      <w:color w:val="1E3A6E"/>
-                      <w:sz w:val="18"/>
-                    </w:rPr>
-                    <w:t>10, 12</w:t>
-                  </w:r>
-                </w:p>
-              </w:tc>
-              <w:tc>
-                <w:tcPr>
-                  <w:tcW w:type="dxa" w:w="2561"/>
-                  <w:shd w:val="clear" w:color="auto" w:fill="FDF0F0"/>
-                  <w:tcMar>
-                    <w:top w:w="48" w:type="dxa"/>
-                    <w:bottom w:w="48" w:type="dxa"/>
-                    <w:left w:w="100" w:type="dxa"/>
-                    <w:right w:w="100" w:type="dxa"/>
-                  </w:tcMar>
-                </w:tcPr>
-                <w:p>
-                  <w:pPr>
-                    <w:spacing w:before="0" w:after="0"/>
-                    <w:jc w:val="right"/>
-                  </w:pPr>
-                  <w:r>
-                    <w:rPr>
-                      <w:b/>
-                      <w:color w:val="1E3A6E"/>
-                      <w:sz w:val="18"/>
-                    </w:rPr>
-                    <w:t>$245</w:t>
-                  </w:r>
-                </w:p>
-              </w:tc>
-            </w:tr>
-            <w:tr>
-              <w:tc>
-                <w:tcPr>
-                  <w:tcW w:type="dxa" w:w="2561"/>
-                  <w:shd w:val="clear" w:color="auto" w:fill="FFFFFF"/>
-                  <w:tcMar>
-                    <w:top w:w="48" w:type="dxa"/>
-                    <w:bottom w:w="48" w:type="dxa"/>
-                    <w:left w:w="100" w:type="dxa"/>
-                    <w:right w:w="100" w:type="dxa"/>
-                  </w:tcMar>
-                </w:tcPr>
-                <w:p>
-                  <w:pPr>
-                    <w:spacing w:before="0" w:after="0"/>
-                    <w:jc w:val="left"/>
-                  </w:pPr>
-                  <w:r>
-                    <w:rPr>
-                      <w:b w:val="0"/>
-                      <w:color w:val="1A1A2E"/>
-                      <w:sz w:val="18"/>
-                    </w:rPr>
-                    <w:t>Huizache</w:t>
-                  </w:r>
-                </w:p>
-              </w:tc>
-              <w:tc>
-                <w:tcPr>
-                  <w:tcW w:type="dxa" w:w="2561"/>
-                  <w:shd w:val="clear" w:color="auto" w:fill="FFFFFF"/>
-                  <w:tcMar>
-                    <w:top w:w="48" w:type="dxa"/>
-                    <w:bottom w:w="48" w:type="dxa"/>
-                    <w:left w:w="100" w:type="dxa"/>
-                    <w:right w:w="100" w:type="dxa"/>
-                  </w:tcMar>
-                </w:tcPr>
-                <w:p>
-                  <w:pPr>
-                    <w:spacing w:before="0" w:after="0"/>
-                    <w:jc w:val="right"/>
-                  </w:pPr>
-                  <w:r>
-                    <w:rPr>
-                      <w:b/>
-                      <w:color w:val="1E3A6E"/>
-                      <w:sz w:val="18"/>
-                    </w:rPr>
-                    <w:t>14, 16</w:t>
-                  </w:r>
-                </w:p>
-              </w:tc>
-              <w:tc>
-                <w:tcPr>
-                  <w:tcW w:type="dxa" w:w="2561"/>
-                  <w:shd w:val="clear" w:color="auto" w:fill="FFFFFF"/>
-                  <w:tcMar>
-                    <w:top w:w="48" w:type="dxa"/>
-                    <w:bottom w:w="48" w:type="dxa"/>
-                    <w:left w:w="100" w:type="dxa"/>
-                    <w:right w:w="100" w:type="dxa"/>
-                  </w:tcMar>
-                </w:tcPr>
-                <w:p>
-                  <w:pPr>
-                    <w:spacing w:before="0" w:after="0"/>
-                    <w:jc w:val="right"/>
-                  </w:pPr>
-                  <w:r>
-                    <w:rPr>
-                      <w:b/>
-                      <w:color w:val="1E3A6E"/>
-                      <w:sz w:val="18"/>
-                    </w:rPr>
-                    <w:t>$250</w:t>
-                  </w:r>
-                </w:p>
-              </w:tc>
-            </w:tr>
-            <w:tr>
-              <w:tc>
-                <w:tcPr>
-                  <w:tcW w:type="dxa" w:w="2561"/>
-                  <w:shd w:val="clear" w:color="auto" w:fill="FDF0F0"/>
-                  <w:tcMar>
-                    <w:top w:w="48" w:type="dxa"/>
-                    <w:bottom w:w="48" w:type="dxa"/>
-                    <w:left w:w="100" w:type="dxa"/>
-                    <w:right w:w="100" w:type="dxa"/>
-                  </w:tcMar>
-                </w:tcPr>
-                <w:p>
-                  <w:pPr>
-                    <w:spacing w:before="0" w:after="0"/>
-                    <w:jc w:val="left"/>
-                  </w:pPr>
-                  <w:r>
-                    <w:rPr>
-                      <w:b w:val="0"/>
-                      <w:color w:val="1A1A2E"/>
-                      <w:sz w:val="18"/>
-                    </w:rPr>
-                    <w:t>Huizache</w:t>
-                  </w:r>
-                </w:p>
-              </w:tc>
-              <w:tc>
-                <w:tcPr>
-                  <w:tcW w:type="dxa" w:w="2561"/>
-                  <w:shd w:val="clear" w:color="auto" w:fill="FDF0F0"/>
-                  <w:tcMar>
-                    <w:top w:w="48" w:type="dxa"/>
-                    <w:bottom w:w="48" w:type="dxa"/>
-                    <w:left w:w="100" w:type="dxa"/>
-                    <w:right w:w="100" w:type="dxa"/>
-                  </w:tcMar>
-                </w:tcPr>
-                <w:p>
-                  <w:pPr>
-                    <w:spacing w:before="0" w:after="0"/>
-                    <w:jc w:val="right"/>
-                  </w:pPr>
-                  <w:r>
-                    <w:rPr>
-                      <w:b/>
-                      <w:color w:val="1E3A6E"/>
-                      <w:sz w:val="18"/>
-                    </w:rPr>
-                    <w:t>34, 36</w:t>
-                  </w:r>
-                </w:p>
-              </w:tc>
-              <w:tc>
-                <w:tcPr>
-                  <w:tcW w:type="dxa" w:w="2561"/>
-                  <w:shd w:val="clear" w:color="auto" w:fill="FDF0F0"/>
-                  <w:tcMar>
-                    <w:top w:w="48" w:type="dxa"/>
-                    <w:bottom w:w="48" w:type="dxa"/>
-                    <w:left w:w="100" w:type="dxa"/>
-                    <w:right w:w="100" w:type="dxa"/>
-                  </w:tcMar>
-                </w:tcPr>
-                <w:p>
-                  <w:pPr>
-                    <w:spacing w:before="0" w:after="0"/>
-                    <w:jc w:val="right"/>
-                  </w:pPr>
-                  <w:r>
-                    <w:rPr>
-                      <w:b/>
-                      <w:color w:val="1E3A6E"/>
-                      <w:sz w:val="18"/>
-                    </w:rPr>
-                    <w:t>$270</w:t>
-                  </w:r>
-                </w:p>
-              </w:tc>
-            </w:tr>
-            <w:tr>
-              <w:tc>
-                <w:tcPr>
-                  <w:tcW w:type="dxa" w:w="2561"/>
-                  <w:shd w:val="clear" w:color="auto" w:fill="FFFFFF"/>
-                  <w:tcMar>
-                    <w:top w:w="48" w:type="dxa"/>
-                    <w:bottom w:w="48" w:type="dxa"/>
-                    <w:left w:w="100" w:type="dxa"/>
-                    <w:right w:w="100" w:type="dxa"/>
-                  </w:tcMar>
-                </w:tcPr>
-                <w:p>
-                  <w:pPr>
-                    <w:spacing w:before="0" w:after="0"/>
-                    <w:jc w:val="left"/>
-                  </w:pPr>
-                  <w:r>
-                    <w:rPr>
-                      <w:b w:val="0"/>
-                      <w:color w:val="1A1A2E"/>
-                      <w:sz w:val="18"/>
-                    </w:rPr>
-                    <w:t>Albino García Ramos</w:t>
-                  </w:r>
-                </w:p>
-              </w:tc>
-              <w:tc>
-                <w:tcPr>
-                  <w:tcW w:type="dxa" w:w="2561"/>
-                  <w:shd w:val="clear" w:color="auto" w:fill="FFFFFF"/>
-                  <w:tcMar>
-                    <w:top w:w="48" w:type="dxa"/>
-                    <w:bottom w:w="48" w:type="dxa"/>
-                    <w:left w:w="100" w:type="dxa"/>
-                    <w:right w:w="100" w:type="dxa"/>
-                  </w:tcMar>
-                </w:tcPr>
-                <w:p>
-                  <w:pPr>
-                    <w:spacing w:before="0" w:after="0"/>
-                    <w:jc w:val="right"/>
-                  </w:pPr>
-                  <w:r>
-                    <w:rPr>
-                      <w:b/>
-                      <w:color w:val="1E3A6E"/>
-                      <w:sz w:val="18"/>
-                    </w:rPr>
-                    <w:t>36–42</w:t>
-                  </w:r>
-                </w:p>
-              </w:tc>
-              <w:tc>
-                <w:tcPr>
-                  <w:tcW w:type="dxa" w:w="2561"/>
-                  <w:shd w:val="clear" w:color="auto" w:fill="FFFFFF"/>
-                  <w:tcMar>
-                    <w:top w:w="48" w:type="dxa"/>
-                    <w:bottom w:w="48" w:type="dxa"/>
-                    <w:left w:w="100" w:type="dxa"/>
-                    <w:right w:w="100" w:type="dxa"/>
-                  </w:tcMar>
-                </w:tcPr>
-                <w:p>
-                  <w:pPr>
-                    <w:spacing w:before="0" w:after="0"/>
-                    <w:jc w:val="right"/>
-                  </w:pPr>
-                  <w:r>
-                    <w:rPr>
-                      <w:b/>
-                      <w:color w:val="1E3A6E"/>
-                      <w:sz w:val="18"/>
-                    </w:rPr>
-                    <w:t>$290</w:t>
-                  </w:r>
-                </w:p>
-              </w:tc>
-            </w:tr>
-          </w:tbl>
-          <w:p/>
-          <w:p>
-            <w:pPr>
-              <w:spacing w:before="0" w:after="80"/>
-            </w:pPr>
-          </w:p>
-        </w:tc>
-        <w:tc>
-          <w:tcPr>
-            <w:tcW w:type="dxa" w:w="7682"/>
-            <w:tcMar>
-              <w:top w:w="0" w:type="dxa"/>
-              <w:bottom w:w="0" w:type="dxa"/>
-              <w:left w:w="60" w:type="dxa"/>
-              <w:right w:w="60" w:type="dxa"/>
-            </w:tcMar>
-          </w:tcPr>
-          <w:p/>
-          <w:tbl>
-            <w:tblPr>
-              <w:tblW w:type="auto" w:w="0"/>
-              <w:tblLook w:firstColumn="1" w:firstRow="1" w:lastColumn="0" w:lastRow="0" w:noHBand="0" w:noVBand="1" w:val="04A0"/>
-              <w:tblBorders>
-                <w:top w:val="none"/>
-                <w:left w:val="none"/>
-                <w:bottom w:val="none"/>
-                <w:right w:val="none"/>
-                <w:insideH w:val="none"/>
-                <w:insideV w:val="none"/>
-              </w:tblBorders>
-            </w:tblPr>
-            <w:tblGrid>
-              <w:gridCol w:w="7682"/>
-            </w:tblGrid>
-            <w:tr>
-              <w:tc>
-                <w:tcPr>
-                  <w:tcW w:type="dxa" w:w="7682"/>
-                  <w:shd w:val="clear" w:color="auto" w:fill="B52020"/>
-                  <w:tcMar>
-                    <w:top w:w="70" w:type="dxa"/>
-                    <w:bottom w:w="70" w:type="dxa"/>
-                    <w:left w:w="140" w:type="dxa"/>
-                    <w:right w:w="140" w:type="dxa"/>
-                  </w:tcMar>
-                </w:tcPr>
-                <w:p>
-                  <w:pPr>
-                    <w:spacing w:before="0" w:after="0"/>
-                    <w:jc w:val="left"/>
-                  </w:pPr>
-                  <w:r>
-                    <w:rPr>
-                      <w:b/>
-                      <w:color w:val="FFFFFF"/>
-                      <w:sz w:val="20"/>
-                    </w:rPr>
-                    <w:t>Excepciones — Primaria (2/2)</w:t>
-                  </w:r>
-                </w:p>
-              </w:tc>
-            </w:tr>
-          </w:tbl>
-          <w:p/>
-          <w:tbl>
-            <w:tblPr>
-              <w:tblStyle w:val="TableGrid"/>
-              <w:tblW w:type="auto" w:w="0"/>
-              <w:tblLook w:firstColumn="1" w:firstRow="1" w:lastColumn="0" w:lastRow="0" w:noHBand="0" w:noVBand="1" w:val="04A0"/>
-            </w:tblPr>
-            <w:tblGrid>
-              <w:gridCol w:w="2561"/>
-              <w:gridCol w:w="2561"/>
-              <w:gridCol w:w="2561"/>
-            </w:tblGrid>
-            <w:tr>
-              <w:tc>
-                <w:tcPr>
-                  <w:tcW w:type="dxa" w:w="2561"/>
-                  <w:shd w:val="clear" w:color="auto" w:fill="FCE8E8"/>
-                  <w:tcMar>
-                    <w:top w:w="50" w:type="dxa"/>
-                    <w:bottom w:w="50" w:type="dxa"/>
-                    <w:left w:w="100" w:type="dxa"/>
-                    <w:right w:w="100" w:type="dxa"/>
-                  </w:tcMar>
-                </w:tcPr>
-                <w:p>
-                  <w:pPr>
-                    <w:spacing w:before="0" w:after="0"/>
-                    <w:jc w:val="left"/>
-                  </w:pPr>
-                  <w:r>
-                    <w:rPr>
-                      <w:b/>
-                      <w:color w:val="B52020"/>
-                      <w:sz w:val="17"/>
-                    </w:rPr>
-                    <w:t>Escuela</w:t>
-                  </w:r>
-                </w:p>
-              </w:tc>
-              <w:tc>
-                <w:tcPr>
-                  <w:tcW w:type="dxa" w:w="2561"/>
-                  <w:shd w:val="clear" w:color="auto" w:fill="FCE8E8"/>
-                  <w:tcMar>
-                    <w:top w:w="50" w:type="dxa"/>
-                    <w:bottom w:w="50" w:type="dxa"/>
-                    <w:left w:w="100" w:type="dxa"/>
-                    <w:right w:w="100" w:type="dxa"/>
-                  </w:tcMar>
-                </w:tcPr>
-                <w:p>
-                  <w:pPr>
-                    <w:spacing w:before="0" w:after="0"/>
-                    <w:jc w:val="right"/>
-                  </w:pPr>
-                  <w:r>
-                    <w:rPr>
-                      <w:b/>
-                      <w:color w:val="B52020"/>
-                      <w:sz w:val="17"/>
-                    </w:rPr>
-                    <w:t>Tallas</w:t>
-                  </w:r>
-                </w:p>
-              </w:tc>
-              <w:tc>
-                <w:tcPr>
-                  <w:tcW w:type="dxa" w:w="2561"/>
-                  <w:shd w:val="clear" w:color="auto" w:fill="FCE8E8"/>
-                  <w:tcMar>
-                    <w:top w:w="50" w:type="dxa"/>
-                    <w:bottom w:w="50" w:type="dxa"/>
-                    <w:left w:w="100" w:type="dxa"/>
-                    <w:right w:w="100" w:type="dxa"/>
-                  </w:tcMar>
-                </w:tcPr>
-                <w:p>
-                  <w:pPr>
-                    <w:spacing w:before="0" w:after="0"/>
-                    <w:jc w:val="right"/>
-                  </w:pPr>
-                  <w:r>
-                    <w:rPr>
-                      <w:b/>
-                      <w:color w:val="B52020"/>
-                      <w:sz w:val="17"/>
-                    </w:rPr>
-                    <w:t>Precio</w:t>
-                  </w:r>
-                </w:p>
-              </w:tc>
-            </w:tr>
-            <w:tr>
-              <w:tc>
-                <w:tcPr>
-                  <w:tcW w:type="dxa" w:w="2561"/>
-                  <w:shd w:val="clear" w:color="auto" w:fill="FFFFFF"/>
-                  <w:tcMar>
-                    <w:top w:w="48" w:type="dxa"/>
-                    <w:bottom w:w="48" w:type="dxa"/>
-                    <w:left w:w="100" w:type="dxa"/>
-                    <w:right w:w="100" w:type="dxa"/>
-                  </w:tcMar>
-                </w:tcPr>
-                <w:p>
-                  <w:pPr>
-                    <w:spacing w:before="0" w:after="0"/>
-                    <w:jc w:val="left"/>
-                  </w:pPr>
-                  <w:r>
-                    <w:rPr>
-                      <w:b w:val="0"/>
-                      <w:color w:val="1A1A2E"/>
-                      <w:sz w:val="18"/>
-                    </w:rPr>
-                    <w:t>Francisco Villa</w:t>
-                  </w:r>
-                </w:p>
-              </w:tc>
-              <w:tc>
-                <w:tcPr>
-                  <w:tcW w:type="dxa" w:w="2561"/>
-                  <w:shd w:val="clear" w:color="auto" w:fill="FFFFFF"/>
-                  <w:tcMar>
-                    <w:top w:w="48" w:type="dxa"/>
-                    <w:bottom w:w="48" w:type="dxa"/>
-                    <w:left w:w="100" w:type="dxa"/>
-                    <w:right w:w="100" w:type="dxa"/>
-                  </w:tcMar>
-                </w:tcPr>
-                <w:p>
-                  <w:pPr>
-                    <w:spacing w:before="0" w:after="0"/>
-                    <w:jc w:val="right"/>
-                  </w:pPr>
-                  <w:r>
-                    <w:rPr>
-                      <w:b/>
-                      <w:color w:val="1E3A6E"/>
-                      <w:sz w:val="18"/>
-                    </w:rPr>
-                    <w:t>10, 12</w:t>
-                  </w:r>
-                </w:p>
-              </w:tc>
-              <w:tc>
-                <w:tcPr>
-                  <w:tcW w:type="dxa" w:w="2561"/>
-                  <w:shd w:val="clear" w:color="auto" w:fill="FFFFFF"/>
-                  <w:tcMar>
-                    <w:top w:w="48" w:type="dxa"/>
-                    <w:bottom w:w="48" w:type="dxa"/>
-                    <w:left w:w="100" w:type="dxa"/>
-                    <w:right w:w="100" w:type="dxa"/>
-                  </w:tcMar>
-                </w:tcPr>
-                <w:p>
-                  <w:pPr>
-                    <w:spacing w:before="0" w:after="0"/>
-                    <w:jc w:val="right"/>
-                  </w:pPr>
-                  <w:r>
-                    <w:rPr>
-                      <w:b/>
-                      <w:color w:val="1E3A6E"/>
-                      <w:sz w:val="18"/>
-                    </w:rPr>
-                    <w:t>$250</w:t>
-                  </w:r>
-                </w:p>
-              </w:tc>
-            </w:tr>
-            <w:tr>
-              <w:tc>
-                <w:tcPr>
-                  <w:tcW w:type="dxa" w:w="2561"/>
-                  <w:shd w:val="clear" w:color="auto" w:fill="FDF0F0"/>
-                  <w:tcMar>
-                    <w:top w:w="48" w:type="dxa"/>
-                    <w:bottom w:w="48" w:type="dxa"/>
-                    <w:left w:w="100" w:type="dxa"/>
-                    <w:right w:w="100" w:type="dxa"/>
-                  </w:tcMar>
-                </w:tcPr>
-                <w:p>
-                  <w:pPr>
-                    <w:spacing w:before="0" w:after="0"/>
-                    <w:jc w:val="left"/>
-                  </w:pPr>
-                  <w:r>
-                    <w:rPr>
-                      <w:b w:val="0"/>
-                      <w:color w:val="1A1A2E"/>
-                      <w:sz w:val="18"/>
-                    </w:rPr>
-                    <w:t>Francisco Villa</w:t>
-                  </w:r>
-                </w:p>
-              </w:tc>
-              <w:tc>
-                <w:tcPr>
-                  <w:tcW w:type="dxa" w:w="2561"/>
-                  <w:shd w:val="clear" w:color="auto" w:fill="FDF0F0"/>
-                  <w:tcMar>
-                    <w:top w:w="48" w:type="dxa"/>
-                    <w:bottom w:w="48" w:type="dxa"/>
-                    <w:left w:w="100" w:type="dxa"/>
-                    <w:right w:w="100" w:type="dxa"/>
-                  </w:tcMar>
-                </w:tcPr>
-                <w:p>
-                  <w:pPr>
-                    <w:spacing w:before="0" w:after="0"/>
-                    <w:jc w:val="right"/>
-                  </w:pPr>
-                  <w:r>
-                    <w:rPr>
-                      <w:b/>
-                      <w:color w:val="1E3A6E"/>
-                      <w:sz w:val="18"/>
-                    </w:rPr>
-                    <w:t>14, 16</w:t>
-                  </w:r>
-                </w:p>
-              </w:tc>
-              <w:tc>
-                <w:tcPr>
-                  <w:tcW w:type="dxa" w:w="2561"/>
-                  <w:shd w:val="clear" w:color="auto" w:fill="FDF0F0"/>
-                  <w:tcMar>
-                    <w:top w:w="48" w:type="dxa"/>
-                    <w:bottom w:w="48" w:type="dxa"/>
-                    <w:left w:w="100" w:type="dxa"/>
-                    <w:right w:w="100" w:type="dxa"/>
-                  </w:tcMar>
-                </w:tcPr>
-                <w:p>
-                  <w:pPr>
-                    <w:spacing w:before="0" w:after="0"/>
-                    <w:jc w:val="right"/>
-                  </w:pPr>
-                  <w:r>
-                    <w:rPr>
-                      <w:b/>
-                      <w:color w:val="1E3A6E"/>
-                      <w:sz w:val="18"/>
-                    </w:rPr>
-                    <w:t>$260</w:t>
-                  </w:r>
-                </w:p>
-              </w:tc>
-            </w:tr>
-            <w:tr>
-              <w:tc>
-                <w:tcPr>
-                  <w:tcW w:type="dxa" w:w="2561"/>
-                  <w:shd w:val="clear" w:color="auto" w:fill="FFFFFF"/>
-                  <w:tcMar>
-                    <w:top w:w="48" w:type="dxa"/>
-                    <w:bottom w:w="48" w:type="dxa"/>
-                    <w:left w:w="100" w:type="dxa"/>
-                    <w:right w:w="100" w:type="dxa"/>
-                  </w:tcMar>
-                </w:tcPr>
-                <w:p>
-                  <w:pPr>
-                    <w:spacing w:before="0" w:after="0"/>
-                    <w:jc w:val="left"/>
-                  </w:pPr>
-                  <w:r>
-                    <w:rPr>
-                      <w:b w:val="0"/>
-                      <w:color w:val="1A1A2E"/>
-                      <w:sz w:val="18"/>
-                    </w:rPr>
-                    <w:t>Francisco Villa</w:t>
-                  </w:r>
-                </w:p>
-              </w:tc>
-              <w:tc>
-                <w:tcPr>
-                  <w:tcW w:type="dxa" w:w="2561"/>
-                  <w:shd w:val="clear" w:color="auto" w:fill="FFFFFF"/>
-                  <w:tcMar>
-                    <w:top w:w="48" w:type="dxa"/>
-                    <w:bottom w:w="48" w:type="dxa"/>
-                    <w:left w:w="100" w:type="dxa"/>
-                    <w:right w:w="100" w:type="dxa"/>
-                  </w:tcMar>
-                </w:tcPr>
-                <w:p>
-                  <w:pPr>
-                    <w:spacing w:before="0" w:after="0"/>
-                    <w:jc w:val="right"/>
-                  </w:pPr>
-                  <w:r>
-                    <w:rPr>
-                      <w:b/>
-                      <w:color w:val="1E3A6E"/>
-                      <w:sz w:val="18"/>
-                    </w:rPr>
-                    <w:t>34, 36</w:t>
-                  </w:r>
-                </w:p>
-              </w:tc>
-              <w:tc>
-                <w:tcPr>
-                  <w:tcW w:type="dxa" w:w="2561"/>
-                  <w:shd w:val="clear" w:color="auto" w:fill="FFFFFF"/>
-                  <w:tcMar>
-                    <w:top w:w="48" w:type="dxa"/>
-                    <w:bottom w:w="48" w:type="dxa"/>
-                    <w:left w:w="100" w:type="dxa"/>
-                    <w:right w:w="100" w:type="dxa"/>
-                  </w:tcMar>
-                </w:tcPr>
-                <w:p>
-                  <w:pPr>
-                    <w:spacing w:before="0" w:after="0"/>
-                    <w:jc w:val="right"/>
-                  </w:pPr>
-                  <w:r>
-                    <w:rPr>
-                      <w:b/>
-                      <w:color w:val="1E3A6E"/>
-                      <w:sz w:val="18"/>
-                    </w:rPr>
-                    <w:t>$290</w:t>
-                  </w:r>
-                </w:p>
-              </w:tc>
-            </w:tr>
-            <w:tr>
-              <w:tc>
-                <w:tcPr>
-                  <w:tcW w:type="dxa" w:w="2561"/>
-                  <w:shd w:val="clear" w:color="auto" w:fill="FDF0F0"/>
-                  <w:tcMar>
-                    <w:top w:w="48" w:type="dxa"/>
-                    <w:bottom w:w="48" w:type="dxa"/>
-                    <w:left w:w="100" w:type="dxa"/>
-                    <w:right w:w="100" w:type="dxa"/>
-                  </w:tcMar>
-                </w:tcPr>
-                <w:p>
-                  <w:pPr>
-                    <w:spacing w:before="0" w:after="0"/>
-                    <w:jc w:val="left"/>
-                  </w:pPr>
-                  <w:r>
-                    <w:rPr>
-                      <w:b w:val="0"/>
-                      <w:color w:val="1A1A2E"/>
-                      <w:sz w:val="18"/>
-                    </w:rPr>
-                    <w:t>Francisco Villa</w:t>
-                  </w:r>
-                </w:p>
-              </w:tc>
-              <w:tc>
-                <w:tcPr>
-                  <w:tcW w:type="dxa" w:w="2561"/>
-                  <w:shd w:val="clear" w:color="auto" w:fill="FDF0F0"/>
-                  <w:tcMar>
-                    <w:top w:w="48" w:type="dxa"/>
-                    <w:bottom w:w="48" w:type="dxa"/>
-                    <w:left w:w="100" w:type="dxa"/>
-                    <w:right w:w="100" w:type="dxa"/>
-                  </w:tcMar>
-                </w:tcPr>
-                <w:p>
-                  <w:pPr>
-                    <w:spacing w:before="0" w:after="0"/>
-                    <w:jc w:val="right"/>
-                  </w:pPr>
-                  <w:r>
-                    <w:rPr>
-                      <w:b/>
-                      <w:color w:val="1E3A6E"/>
-                      <w:sz w:val="18"/>
-                    </w:rPr>
-                    <w:t>38, 40</w:t>
-                  </w:r>
-                </w:p>
-              </w:tc>
-              <w:tc>
-                <w:tcPr>
-                  <w:tcW w:type="dxa" w:w="2561"/>
-                  <w:shd w:val="clear" w:color="auto" w:fill="FDF0F0"/>
-                  <w:tcMar>
-                    <w:top w:w="48" w:type="dxa"/>
-                    <w:bottom w:w="48" w:type="dxa"/>
-                    <w:left w:w="100" w:type="dxa"/>
-                    <w:right w:w="100" w:type="dxa"/>
-                  </w:tcMar>
-                </w:tcPr>
-                <w:p>
-                  <w:pPr>
-                    <w:spacing w:before="0" w:after="0"/>
-                    <w:jc w:val="right"/>
-                  </w:pPr>
-                  <w:r>
-                    <w:rPr>
-                      <w:b/>
-                      <w:color w:val="1E3A6E"/>
-                      <w:sz w:val="18"/>
-                    </w:rPr>
-                    <w:t>$300</w:t>
-                  </w:r>
-                </w:p>
-              </w:tc>
-            </w:tr>
-            <w:tr>
-              <w:tc>
-                <w:tcPr>
-                  <w:tcW w:type="dxa" w:w="2561"/>
-                  <w:shd w:val="clear" w:color="auto" w:fill="FFFFFF"/>
-                  <w:tcMar>
-                    <w:top w:w="48" w:type="dxa"/>
-                    <w:bottom w:w="48" w:type="dxa"/>
-                    <w:left w:w="100" w:type="dxa"/>
-                    <w:right w:w="100" w:type="dxa"/>
-                  </w:tcMar>
-                </w:tcPr>
-                <w:p>
-                  <w:pPr>
-                    <w:spacing w:before="0" w:after="0"/>
-                    <w:jc w:val="left"/>
-                  </w:pPr>
-                  <w:r>
-                    <w:rPr>
-                      <w:b w:val="0"/>
-                      <w:color w:val="1A1A2E"/>
-                      <w:sz w:val="18"/>
-                    </w:rPr>
-                    <w:t>Justo Sierra</w:t>
-                  </w:r>
-                </w:p>
-              </w:tc>
-              <w:tc>
-                <w:tcPr>
-                  <w:tcW w:type="dxa" w:w="2561"/>
-                  <w:shd w:val="clear" w:color="auto" w:fill="FFFFFF"/>
-                  <w:tcMar>
-                    <w:top w:w="48" w:type="dxa"/>
-                    <w:bottom w:w="48" w:type="dxa"/>
-                    <w:left w:w="100" w:type="dxa"/>
-                    <w:right w:w="100" w:type="dxa"/>
-                  </w:tcMar>
-                </w:tcPr>
-                <w:p>
-                  <w:pPr>
-                    <w:spacing w:before="0" w:after="0"/>
-                    <w:jc w:val="right"/>
-                  </w:pPr>
-                  <w:r>
-                    <w:rPr>
-                      <w:b/>
-                      <w:color w:val="1E3A6E"/>
-                      <w:sz w:val="18"/>
-                    </w:rPr>
-                    <w:t>36</w:t>
-                  </w:r>
-                </w:p>
-              </w:tc>
-              <w:tc>
-                <w:tcPr>
-                  <w:tcW w:type="dxa" w:w="2561"/>
-                  <w:shd w:val="clear" w:color="auto" w:fill="FFFFFF"/>
-                  <w:tcMar>
-                    <w:top w:w="48" w:type="dxa"/>
-                    <w:bottom w:w="48" w:type="dxa"/>
-                    <w:left w:w="100" w:type="dxa"/>
-                    <w:right w:w="100" w:type="dxa"/>
-                  </w:tcMar>
-                </w:tcPr>
-                <w:p>
-                  <w:pPr>
-                    <w:spacing w:before="0" w:after="0"/>
-                    <w:jc w:val="right"/>
-                  </w:pPr>
-                  <w:r>
-                    <w:rPr>
-                      <w:b/>
-                      <w:color w:val="1E3A6E"/>
-                      <w:sz w:val="18"/>
-                    </w:rPr>
-                    <w:t>$275</w:t>
-                  </w:r>
-                </w:p>
-              </w:tc>
-            </w:tr>
-            <w:tr>
-              <w:tc>
-                <w:tcPr>
-                  <w:tcW w:type="dxa" w:w="2561"/>
-                  <w:shd w:val="clear" w:color="auto" w:fill="FDF0F0"/>
-                  <w:tcMar>
-                    <w:top w:w="48" w:type="dxa"/>
-                    <w:bottom w:w="48" w:type="dxa"/>
-                    <w:left w:w="100" w:type="dxa"/>
-                    <w:right w:w="100" w:type="dxa"/>
-                  </w:tcMar>
-                </w:tcPr>
-                <w:p>
-                  <w:pPr>
-                    <w:spacing w:before="0" w:after="0"/>
-                    <w:jc w:val="left"/>
-                  </w:pPr>
-                  <w:r>
-                    <w:rPr>
-                      <w:b w:val="0"/>
-                      <w:color w:val="1A1A2E"/>
-                      <w:sz w:val="18"/>
-                    </w:rPr>
-                    <w:t>Justo Sierra</w:t>
-                  </w:r>
-                </w:p>
-              </w:tc>
-              <w:tc>
-                <w:tcPr>
-                  <w:tcW w:type="dxa" w:w="2561"/>
-                  <w:shd w:val="clear" w:color="auto" w:fill="FDF0F0"/>
-                  <w:tcMar>
-                    <w:top w:w="48" w:type="dxa"/>
-                    <w:bottom w:w="48" w:type="dxa"/>
-                    <w:left w:w="100" w:type="dxa"/>
-                    <w:right w:w="100" w:type="dxa"/>
-                  </w:tcMar>
-                </w:tcPr>
-                <w:p>
-                  <w:pPr>
-                    <w:spacing w:before="0" w:after="0"/>
-                    <w:jc w:val="right"/>
-                  </w:pPr>
-                  <w:r>
-                    <w:rPr>
-                      <w:b/>
-                      <w:color w:val="1E3A6E"/>
-                      <w:sz w:val="18"/>
-                    </w:rPr>
-                    <w:t>38</w:t>
-                  </w:r>
-                </w:p>
-              </w:tc>
-              <w:tc>
-                <w:tcPr>
-                  <w:tcW w:type="dxa" w:w="2561"/>
-                  <w:shd w:val="clear" w:color="auto" w:fill="FDF0F0"/>
-                  <w:tcMar>
-                    <w:top w:w="48" w:type="dxa"/>
-                    <w:bottom w:w="48" w:type="dxa"/>
-                    <w:left w:w="100" w:type="dxa"/>
-                    <w:right w:w="100" w:type="dxa"/>
-                  </w:tcMar>
-                </w:tcPr>
-                <w:p>
-                  <w:pPr>
-                    <w:spacing w:before="0" w:after="0"/>
-                    <w:jc w:val="right"/>
-                  </w:pPr>
-                  <w:r>
-                    <w:rPr>
-                      <w:b/>
-                      <w:color w:val="1E3A6E"/>
-                      <w:sz w:val="18"/>
-                    </w:rPr>
-                    <w:t>$280</w:t>
-                  </w:r>
-                </w:p>
-              </w:tc>
-            </w:tr>
-            <w:tr>
-              <w:tc>
-                <w:tcPr>
-                  <w:tcW w:type="dxa" w:w="2561"/>
-                  <w:shd w:val="clear" w:color="auto" w:fill="FFFFFF"/>
-                  <w:tcMar>
-                    <w:top w:w="48" w:type="dxa"/>
-                    <w:bottom w:w="48" w:type="dxa"/>
-                    <w:left w:w="100" w:type="dxa"/>
-                    <w:right w:w="100" w:type="dxa"/>
-                  </w:tcMar>
-                </w:tcPr>
-                <w:p>
-                  <w:pPr>
-                    <w:spacing w:before="0" w:after="0"/>
-                    <w:jc w:val="left"/>
-                  </w:pPr>
-                  <w:r>
-                    <w:rPr>
-                      <w:b w:val="0"/>
-                      <w:color w:val="1A1A2E"/>
-                      <w:sz w:val="18"/>
-                    </w:rPr>
-                    <w:t>Miguel Campuzano</w:t>
-                  </w:r>
-                </w:p>
-              </w:tc>
-              <w:tc>
-                <w:tcPr>
-                  <w:tcW w:type="dxa" w:w="2561"/>
-                  <w:shd w:val="clear" w:color="auto" w:fill="FFFFFF"/>
-                  <w:tcMar>
-                    <w:top w:w="48" w:type="dxa"/>
-                    <w:bottom w:w="48" w:type="dxa"/>
-                    <w:left w:w="100" w:type="dxa"/>
-                    <w:right w:w="100" w:type="dxa"/>
-                  </w:tcMar>
-                </w:tcPr>
-                <w:p>
-                  <w:pPr>
-                    <w:spacing w:before="0" w:after="0"/>
-                    <w:jc w:val="right"/>
-                  </w:pPr>
-                  <w:r>
-                    <w:rPr>
-                      <w:b/>
-                      <w:color w:val="1E3A6E"/>
-                      <w:sz w:val="18"/>
-                    </w:rPr>
-                    <w:t>34</w:t>
-                  </w:r>
-                </w:p>
-              </w:tc>
-              <w:tc>
-                <w:tcPr>
-                  <w:tcW w:type="dxa" w:w="2561"/>
-                  <w:shd w:val="clear" w:color="auto" w:fill="FFFFFF"/>
-                  <w:tcMar>
-                    <w:top w:w="48" w:type="dxa"/>
-                    <w:bottom w:w="48" w:type="dxa"/>
-                    <w:left w:w="100" w:type="dxa"/>
-                    <w:right w:w="100" w:type="dxa"/>
-                  </w:tcMar>
-                </w:tcPr>
-                <w:p>
-                  <w:pPr>
-                    <w:spacing w:before="0" w:after="0"/>
-                    <w:jc w:val="right"/>
-                  </w:pPr>
-                  <w:r>
-                    <w:rPr>
-                      <w:b/>
-                      <w:color w:val="1E3A6E"/>
-                      <w:sz w:val="18"/>
-                    </w:rPr>
-                    <w:t>$280</w:t>
-                  </w:r>
-                </w:p>
-              </w:tc>
-            </w:tr>
-            <w:tr>
-              <w:tc>
-                <w:tcPr>
-                  <w:tcW w:type="dxa" w:w="2561"/>
-                  <w:shd w:val="clear" w:color="auto" w:fill="FDF0F0"/>
-                  <w:tcMar>
-                    <w:top w:w="48" w:type="dxa"/>
-                    <w:bottom w:w="48" w:type="dxa"/>
-                    <w:left w:w="100" w:type="dxa"/>
-                    <w:right w:w="100" w:type="dxa"/>
-                  </w:tcMar>
-                </w:tcPr>
-                <w:p>
-                  <w:pPr>
-                    <w:spacing w:before="0" w:after="0"/>
-                    <w:jc w:val="left"/>
-                  </w:pPr>
-                  <w:r>
-                    <w:rPr>
-                      <w:b w:val="0"/>
-                      <w:color w:val="1A1A2E"/>
-                      <w:sz w:val="18"/>
-                    </w:rPr>
-                    <w:t>Miguel Hidalgo</w:t>
-                  </w:r>
-                </w:p>
-              </w:tc>
-              <w:tc>
-                <w:tcPr>
-                  <w:tcW w:type="dxa" w:w="2561"/>
-                  <w:shd w:val="clear" w:color="auto" w:fill="FDF0F0"/>
-                  <w:tcMar>
-                    <w:top w:w="48" w:type="dxa"/>
-                    <w:bottom w:w="48" w:type="dxa"/>
-                    <w:left w:w="100" w:type="dxa"/>
-                    <w:right w:w="100" w:type="dxa"/>
-                  </w:tcMar>
-                </w:tcPr>
-                <w:p>
-                  <w:pPr>
-                    <w:spacing w:before="0" w:after="0"/>
-                    <w:jc w:val="right"/>
-                  </w:pPr>
-                  <w:r>
-                    <w:rPr>
-                      <w:b/>
-                      <w:color w:val="1E3A6E"/>
-                      <w:sz w:val="18"/>
-                    </w:rPr>
-                    <w:t>36, 38</w:t>
-                  </w:r>
-                </w:p>
-              </w:tc>
-              <w:tc>
-                <w:tcPr>
-                  <w:tcW w:type="dxa" w:w="2561"/>
-                  <w:shd w:val="clear" w:color="auto" w:fill="FDF0F0"/>
-                  <w:tcMar>
-                    <w:top w:w="48" w:type="dxa"/>
-                    <w:bottom w:w="48" w:type="dxa"/>
-                    <w:left w:w="100" w:type="dxa"/>
-                    <w:right w:w="100" w:type="dxa"/>
-                  </w:tcMar>
-                </w:tcPr>
-                <w:p>
-                  <w:pPr>
-                    <w:spacing w:before="0" w:after="0"/>
-                    <w:jc w:val="right"/>
-                  </w:pPr>
-                  <w:r>
-                    <w:rPr>
-                      <w:b/>
-                      <w:color w:val="1E3A6E"/>
-                      <w:sz w:val="18"/>
-                    </w:rPr>
-                    <w:t>$275</w:t>
-                  </w:r>
-                </w:p>
-              </w:tc>
-            </w:tr>
-            <w:tr>
-              <w:tc>
-                <w:tcPr>
-                  <w:tcW w:type="dxa" w:w="2561"/>
-                  <w:shd w:val="clear" w:color="auto" w:fill="FFFFFF"/>
-                  <w:tcMar>
-                    <w:top w:w="48" w:type="dxa"/>
-                    <w:bottom w:w="48" w:type="dxa"/>
-                    <w:left w:w="100" w:type="dxa"/>
-                    <w:right w:w="100" w:type="dxa"/>
-                  </w:tcMar>
-                </w:tcPr>
-                <w:p>
-                  <w:pPr>
-                    <w:spacing w:before="0" w:after="0"/>
-                    <w:jc w:val="left"/>
-                  </w:pPr>
-                  <w:r>
-                    <w:rPr>
-                      <w:b w:val="0"/>
-                      <w:color w:val="1A1A2E"/>
-                      <w:sz w:val="18"/>
-                    </w:rPr>
-                    <w:t>Miguel Hidalgo</w:t>
-                  </w:r>
-                </w:p>
-              </w:tc>
-              <w:tc>
-                <w:tcPr>
-                  <w:tcW w:type="dxa" w:w="2561"/>
-                  <w:shd w:val="clear" w:color="auto" w:fill="FFFFFF"/>
-                  <w:tcMar>
-                    <w:top w:w="48" w:type="dxa"/>
-                    <w:bottom w:w="48" w:type="dxa"/>
-                    <w:left w:w="100" w:type="dxa"/>
-                    <w:right w:w="100" w:type="dxa"/>
-                  </w:tcMar>
-                </w:tcPr>
-                <w:p>
-                  <w:pPr>
-                    <w:spacing w:before="0" w:after="0"/>
-                    <w:jc w:val="right"/>
-                  </w:pPr>
-                  <w:r>
-                    <w:rPr>
-                      <w:b/>
-                      <w:color w:val="1E3A6E"/>
-                      <w:sz w:val="18"/>
-                    </w:rPr>
-                    <w:t>40, 42</w:t>
-                  </w:r>
-                </w:p>
-              </w:tc>
-              <w:tc>
-                <w:tcPr>
-                  <w:tcW w:type="dxa" w:w="2561"/>
-                  <w:shd w:val="clear" w:color="auto" w:fill="FFFFFF"/>
-                  <w:tcMar>
-                    <w:top w:w="48" w:type="dxa"/>
-                    <w:bottom w:w="48" w:type="dxa"/>
-                    <w:left w:w="100" w:type="dxa"/>
-                    <w:right w:w="100" w:type="dxa"/>
-                  </w:tcMar>
-                </w:tcPr>
-                <w:p>
-                  <w:pPr>
-                    <w:spacing w:before="0" w:after="0"/>
-                    <w:jc w:val="right"/>
-                  </w:pPr>
-                  <w:r>
-                    <w:rPr>
-                      <w:b/>
-                      <w:color w:val="1E3A6E"/>
-                      <w:sz w:val="18"/>
-                    </w:rPr>
-                    <w:t>$285</w:t>
-                  </w:r>
-                </w:p>
-              </w:tc>
-            </w:tr>
-          </w:tbl>
-          <w:p/>
-          <w:p>
-            <w:pPr>
-              <w:spacing w:before="0" w:after="80"/>
-            </w:pPr>
-          </w:p>
-        </w:tc>
-      </w:tr>
-    </w:tbl>
-    <w:p>
-      <w:pPr>
-        <w:spacing w:before="0" w:after="120"/>
-      </w:pPr>
-    </w:p>
-    <w:p>
-      <w:pPr>
-        <w:spacing w:before="0" w:after="40"/>
-      </w:pPr>
-      <w:r>
-        <w:rPr>
-          <w:i/>
-          <w:color w:val="666666"/>
-          <w:sz w:val="17"/>
-        </w:rPr>
-        <w:t xml:space="preserve">  Huizache se normaliza con la escalera de Chaleco Oficial Primaria.</w:t>
-      </w:r>
     </w:p>
     <w:sectPr>
       <w:pgSz w:w="16838" w:h="11906" w:orient="landscape"/>
